--- a/docs/clients/group-order/Group2_Esperia_Energy/contracts/BoC-APG-Galascope-beneficiary-SPECIMEN-jun2026.docx
+++ b/docs/clients/group-order/Group2_Esperia_Energy/contracts/BoC-APG-Galascope-beneficiary-SPECIMEN-jun2026.docx
@@ -140,7 +140,7 @@
           <w:i w:val="0"/>
           <w:sz w:val="21"/>
         </w:rPr>
-        <w:t>(2)  We irrevocably guarantee to pay you, on first written demand, any sum up to a maximum aggregate amount of EUR 846,951 (say: [●] only) (the “Guaranteed Amount”), being one hundred percent (100%) of the advance payment made in respect of the equipment (Component A) under the Sales Contract.</w:t>
+        <w:t>(2)  We irrevocably guarantee to pay you, on first written demand, any sum up to a maximum aggregate amount of EUR [●]  (25% advance under the Sales Contract) (say: [●] only) (the “Guaranteed Amount”), being one hundred percent (100%) of the advance payment made in respect of the equipment under the Sales Contract.</w:t>
       </w:r>
     </w:p>
     <w:p>
@@ -152,7 +152,19 @@
           <w:color w:val="404040"/>
           <w:sz w:val="21"/>
         </w:rPr>
-        <w:t>Note: Guaranteed Amount = EUR 846,951 (advance on Component A / equipment only). EPC services (Component B) are outside this guarantee — the Beneficiary has accepted this.</w:t>
+        <w:t>Note: Guaranteed Amount = 100% of the 25% advance under the Sales Contract (final split 25/50/20/5). EPC services are outside this guarantee — the Beneficiary has accepted this.  amount to be inserted on confirmation.</w:t>
+      </w:r>
+    </w:p>
+    <w:p>
+      <w:r>
+        <w:rPr>
+          <w:rFonts w:ascii="Calibri" w:hAnsi="Calibri"/>
+          <w:b w:val="0"/>
+          <w:i/>
+          <w:color w:val="404040"/>
+          <w:sz w:val="21"/>
+        </w:rPr>
+        <w:t>Note: MARGIN FLAG (internal — remove before sending): the advance amount equals 25% of the Linyang CIF supply price. If the Beneficiary (Galascope) is named on the instrument, this figure reveals the OEM equipment cost and therefore Lighthief's margin. Resolve the beneficiary decision before issuing the amount.</w:t>
       </w:r>
     </w:p>
     <w:p>
